--- a/Dokumen PRINT Sidang Akhir/Srayat Sidang & Turnitin 122140193.docx
+++ b/Dokumen PRINT Sidang Akhir/Srayat Sidang & Turnitin 122140193.docx
@@ -4291,7 +4291,47 @@
           <w:szCs w:val="24"/>
           <w:lang w:val="sv-SE"/>
         </w:rPr>
-        <w:t>Telah menyelesaikan sejumlah _____ SKS  dan tidak ada mata kuliah wajib yang mengulang atau belum diselesaikan. Mahasiswa telah menyelesaikan bimbingan dengan dosen pembimbing pada tanggal ……………………… Mahasiswa telah disetujui untuk dilakukan sidang akhir.</w:t>
+        <w:t xml:space="preserve">Telah menyelesaikan sejumlah </w:t>
+      </w:r>
+      <w:r>
+        <w:rPr>
+          <w:rFonts w:ascii="Times New Roman" w:eastAsia="Times New Roman" w:hAnsi="Times New Roman" w:cs="Times New Roman"/>
+          <w:color w:val="000000" w:themeColor="text1"/>
+          <w:sz w:val="24"/>
+          <w:szCs w:val="24"/>
+          <w:lang w:val="sv-SE"/>
+        </w:rPr>
+        <w:t>141</w:t>
+      </w:r>
+      <w:r>
+        <w:rPr>
+          <w:rFonts w:ascii="Times New Roman" w:eastAsia="Times New Roman" w:hAnsi="Times New Roman" w:cs="Times New Roman"/>
+          <w:color w:val="000000" w:themeColor="text1"/>
+          <w:sz w:val="24"/>
+          <w:szCs w:val="24"/>
+          <w:lang w:val="sv-SE"/>
+        </w:rPr>
+        <w:t xml:space="preserve"> SKS  dan tidak ada mata kuliah wajib yang mengulang atau belum diselesaikan. Mahasiswa telah menyelesaikan bimbingan dengan dosen pembimbing pada tanggal </w:t>
+      </w:r>
+      <w:r>
+        <w:rPr>
+          <w:rFonts w:ascii="Times New Roman" w:eastAsia="Times New Roman" w:hAnsi="Times New Roman" w:cs="Times New Roman"/>
+          <w:color w:val="000000" w:themeColor="text1"/>
+          <w:sz w:val="24"/>
+          <w:szCs w:val="24"/>
+          <w:lang w:val="sv-SE"/>
+        </w:rPr>
+        <w:t>23 Desember 2025</w:t>
+      </w:r>
+      <w:r>
+        <w:rPr>
+          <w:rFonts w:ascii="Times New Roman" w:eastAsia="Times New Roman" w:hAnsi="Times New Roman" w:cs="Times New Roman"/>
+          <w:color w:val="000000" w:themeColor="text1"/>
+          <w:sz w:val="24"/>
+          <w:szCs w:val="24"/>
+          <w:lang w:val="sv-SE"/>
+        </w:rPr>
+        <w:t xml:space="preserve"> Mahasiswa telah disetujui untuk dilakukan sidang akhir.</w:t>
       </w:r>
     </w:p>
     <w:tbl>
@@ -4405,7 +4445,45 @@
                 <w:sz w:val="24"/>
                 <w:szCs w:val="24"/>
               </w:rPr>
-              <w:t>Lampung Selatan, . . . . . . . . . . 20 . . . .</w:t>
+              <w:t xml:space="preserve">Lampung Selatan, </w:t>
+            </w:r>
+            <w:r>
+              <w:rPr>
+                <w:rFonts w:ascii="Times New Roman" w:eastAsia="Times New Roman" w:hAnsi="Times New Roman" w:cs="Times New Roman"/>
+                <w:color w:val="000000" w:themeColor="text1"/>
+                <w:sz w:val="24"/>
+                <w:szCs w:val="24"/>
+              </w:rPr>
+              <w:t>30</w:t>
+            </w:r>
+            <w:r>
+              <w:rPr>
+                <w:rFonts w:ascii="Times New Roman" w:eastAsia="Times New Roman" w:hAnsi="Times New Roman" w:cs="Times New Roman"/>
+                <w:color w:val="000000" w:themeColor="text1"/>
+                <w:sz w:val="24"/>
+                <w:szCs w:val="24"/>
+              </w:rPr>
+              <w:t xml:space="preserve"> </w:t>
+            </w:r>
+            <w:proofErr w:type="spellStart"/>
+            <w:r>
+              <w:rPr>
+                <w:rFonts w:ascii="Times New Roman" w:eastAsia="Times New Roman" w:hAnsi="Times New Roman" w:cs="Times New Roman"/>
+                <w:color w:val="000000" w:themeColor="text1"/>
+                <w:sz w:val="24"/>
+                <w:szCs w:val="24"/>
+              </w:rPr>
+              <w:t>Desember</w:t>
+            </w:r>
+            <w:proofErr w:type="spellEnd"/>
+            <w:r>
+              <w:rPr>
+                <w:rFonts w:ascii="Times New Roman" w:eastAsia="Times New Roman" w:hAnsi="Times New Roman" w:cs="Times New Roman"/>
+                <w:color w:val="000000" w:themeColor="text1"/>
+                <w:sz w:val="24"/>
+                <w:szCs w:val="24"/>
+              </w:rPr>
+              <w:t xml:space="preserve"> 2025</w:t>
             </w:r>
           </w:p>
           <w:p>
@@ -4425,6 +4503,15 @@
                 <w:szCs w:val="24"/>
               </w:rPr>
               <w:t xml:space="preserve">         </w:t>
+            </w:r>
+            <w:r>
+              <w:rPr>
+                <w:rFonts w:ascii="Times New Roman" w:eastAsia="Times New Roman" w:hAnsi="Times New Roman" w:cs="Times New Roman"/>
+                <w:color w:val="000000" w:themeColor="text1"/>
+                <w:sz w:val="24"/>
+                <w:szCs w:val="24"/>
+              </w:rPr>
+              <w:t xml:space="preserve">  </w:t>
             </w:r>
             <w:proofErr w:type="spellStart"/>
             <w:r>
@@ -4660,6 +4747,15 @@
                 <w:sz w:val="24"/>
                 <w:szCs w:val="24"/>
               </w:rPr>
+              <w:t xml:space="preserve"> </w:t>
+            </w:r>
+            <w:r>
+              <w:rPr>
+                <w:rFonts w:ascii="Times New Roman" w:eastAsia="Times New Roman" w:hAnsi="Times New Roman" w:cs="Times New Roman"/>
+                <w:color w:val="000000" w:themeColor="text1"/>
+                <w:sz w:val="24"/>
+                <w:szCs w:val="24"/>
+              </w:rPr>
               <w:t>Muhammad Yusuf</w:t>
             </w:r>
             <w:r>
@@ -4671,6 +4767,24 @@
               </w:rPr>
               <w:br/>
               <w:t xml:space="preserve">         </w:t>
+            </w:r>
+            <w:r>
+              <w:rPr>
+                <w:rFonts w:ascii="Times New Roman" w:eastAsia="Times New Roman" w:hAnsi="Times New Roman" w:cs="Times New Roman"/>
+                <w:color w:val="000000" w:themeColor="text1"/>
+                <w:sz w:val="24"/>
+                <w:szCs w:val="24"/>
+              </w:rPr>
+              <w:t xml:space="preserve"> </w:t>
+            </w:r>
+            <w:r>
+              <w:rPr>
+                <w:rFonts w:ascii="Times New Roman" w:eastAsia="Times New Roman" w:hAnsi="Times New Roman" w:cs="Times New Roman"/>
+                <w:color w:val="000000" w:themeColor="text1"/>
+                <w:sz w:val="24"/>
+                <w:szCs w:val="24"/>
+              </w:rPr>
+              <w:t xml:space="preserve">NIM. </w:t>
             </w:r>
             <w:r>
               <w:rPr>
@@ -4714,6 +4828,979 @@
                 <w:szCs w:val="24"/>
               </w:rPr>
             </w:pPr>
+          </w:p>
+        </w:tc>
+      </w:tr>
+    </w:tbl>
+    <w:p>
+      <w:pPr>
+        <w:rPr>
+          <w:rFonts w:ascii="Times New Roman" w:eastAsia="Times New Roman" w:hAnsi="Times New Roman" w:cs="Times New Roman"/>
+          <w:color w:val="FF0000"/>
+          <w:sz w:val="24"/>
+          <w:szCs w:val="24"/>
+        </w:rPr>
+      </w:pPr>
+    </w:p>
+    <w:p>
+      <w:pPr>
+        <w:rPr>
+          <w:rFonts w:ascii="Times New Roman" w:eastAsia="Times New Roman" w:hAnsi="Times New Roman" w:cs="Times New Roman"/>
+          <w:color w:val="FF0000"/>
+          <w:sz w:val="24"/>
+          <w:szCs w:val="24"/>
+        </w:rPr>
+      </w:pPr>
+      <w:r>
+        <w:rPr>
+          <w:rFonts w:ascii="Times New Roman" w:eastAsia="Times New Roman" w:hAnsi="Times New Roman" w:cs="Times New Roman"/>
+          <w:color w:val="FF0000"/>
+          <w:sz w:val="24"/>
+          <w:szCs w:val="24"/>
+        </w:rPr>
+        <w:br w:type="page"/>
+      </w:r>
+    </w:p>
+    <w:p>
+      <w:pPr>
+        <w:jc w:val="center"/>
+        <w:rPr>
+          <w:rFonts w:ascii="Times New Roman" w:eastAsia="Times New Roman" w:hAnsi="Times New Roman" w:cs="Times New Roman"/>
+          <w:b/>
+          <w:sz w:val="28"/>
+          <w:szCs w:val="28"/>
+          <w:lang w:val="sv-SE"/>
+        </w:rPr>
+      </w:pPr>
+      <w:r>
+        <w:rPr>
+          <w:rFonts w:ascii="Times New Roman" w:eastAsia="Times New Roman" w:hAnsi="Times New Roman" w:cs="Times New Roman"/>
+          <w:b/>
+          <w:sz w:val="28"/>
+          <w:szCs w:val="28"/>
+          <w:lang w:val="sv-SE"/>
+        </w:rPr>
+        <w:lastRenderedPageBreak/>
+        <w:t>SURAT PERNYATAAN PERSETUJUAN DOSEN WALI</w:t>
+      </w:r>
+    </w:p>
+    <w:p>
+      <w:pPr>
+        <w:rPr>
+          <w:rFonts w:ascii="Times New Roman" w:eastAsia="Times New Roman" w:hAnsi="Times New Roman" w:cs="Times New Roman"/>
+          <w:color w:val="FF0000"/>
+          <w:lang w:val="sv-SE"/>
+        </w:rPr>
+      </w:pPr>
+    </w:p>
+    <w:p>
+      <w:pPr>
+        <w:spacing w:line="360" w:lineRule="auto"/>
+        <w:jc w:val="both"/>
+        <w:rPr>
+          <w:rFonts w:ascii="Times New Roman" w:eastAsia="Times New Roman" w:hAnsi="Times New Roman" w:cs="Times New Roman"/>
+          <w:color w:val="000000" w:themeColor="text1"/>
+          <w:sz w:val="24"/>
+          <w:szCs w:val="24"/>
+          <w:lang w:val="sv-SE"/>
+        </w:rPr>
+      </w:pPr>
+      <w:r>
+        <w:rPr>
+          <w:rFonts w:ascii="Times New Roman" w:eastAsia="Times New Roman" w:hAnsi="Times New Roman" w:cs="Times New Roman"/>
+          <w:color w:val="000000" w:themeColor="text1"/>
+          <w:sz w:val="24"/>
+          <w:szCs w:val="24"/>
+          <w:lang w:val="sv-SE"/>
+        </w:rPr>
+        <w:t>Yang menyatakan,</w:t>
+      </w:r>
+    </w:p>
+    <w:p>
+      <w:pPr>
+        <w:spacing w:line="360" w:lineRule="auto"/>
+        <w:jc w:val="both"/>
+        <w:rPr>
+          <w:rFonts w:ascii="Times New Roman" w:eastAsia="Times New Roman" w:hAnsi="Times New Roman" w:cs="Times New Roman"/>
+          <w:color w:val="000000" w:themeColor="text1"/>
+          <w:sz w:val="24"/>
+          <w:szCs w:val="24"/>
+          <w:lang w:val="sv-SE"/>
+        </w:rPr>
+      </w:pPr>
+      <w:r>
+        <w:rPr>
+          <w:rFonts w:ascii="Times New Roman" w:eastAsia="Times New Roman" w:hAnsi="Times New Roman" w:cs="Times New Roman"/>
+          <w:color w:val="000000" w:themeColor="text1"/>
+          <w:sz w:val="24"/>
+          <w:szCs w:val="24"/>
+          <w:lang w:val="sv-SE"/>
+        </w:rPr>
+        <w:t xml:space="preserve">Nama Mahasiswa </w:t>
+      </w:r>
+      <w:r>
+        <w:rPr>
+          <w:rFonts w:ascii="Times New Roman" w:eastAsia="Times New Roman" w:hAnsi="Times New Roman" w:cs="Times New Roman"/>
+          <w:color w:val="000000" w:themeColor="text1"/>
+          <w:sz w:val="24"/>
+          <w:szCs w:val="24"/>
+          <w:lang w:val="sv-SE"/>
+        </w:rPr>
+        <w:tab/>
+      </w:r>
+      <w:r>
+        <w:rPr>
+          <w:rFonts w:ascii="Times New Roman" w:eastAsia="Times New Roman" w:hAnsi="Times New Roman" w:cs="Times New Roman"/>
+          <w:color w:val="000000" w:themeColor="text1"/>
+          <w:sz w:val="24"/>
+          <w:szCs w:val="24"/>
+          <w:lang w:val="sv-SE"/>
+        </w:rPr>
+        <w:tab/>
+        <w:t>: Muhammad Yusuf</w:t>
+      </w:r>
+    </w:p>
+    <w:p>
+      <w:pPr>
+        <w:spacing w:line="360" w:lineRule="auto"/>
+        <w:jc w:val="both"/>
+        <w:rPr>
+          <w:rFonts w:ascii="Times New Roman" w:eastAsia="Times New Roman" w:hAnsi="Times New Roman" w:cs="Times New Roman"/>
+          <w:color w:val="000000" w:themeColor="text1"/>
+          <w:sz w:val="24"/>
+          <w:szCs w:val="24"/>
+          <w:lang w:val="sv-SE"/>
+        </w:rPr>
+      </w:pPr>
+      <w:r>
+        <w:rPr>
+          <w:rFonts w:ascii="Times New Roman" w:eastAsia="Times New Roman" w:hAnsi="Times New Roman" w:cs="Times New Roman"/>
+          <w:color w:val="000000" w:themeColor="text1"/>
+          <w:sz w:val="24"/>
+          <w:szCs w:val="24"/>
+          <w:lang w:val="sv-SE"/>
+        </w:rPr>
+        <w:t xml:space="preserve">NIM </w:t>
+      </w:r>
+      <w:r>
+        <w:rPr>
+          <w:rFonts w:ascii="Times New Roman" w:eastAsia="Times New Roman" w:hAnsi="Times New Roman" w:cs="Times New Roman"/>
+          <w:color w:val="000000" w:themeColor="text1"/>
+          <w:sz w:val="24"/>
+          <w:szCs w:val="24"/>
+          <w:lang w:val="sv-SE"/>
+        </w:rPr>
+        <w:tab/>
+      </w:r>
+      <w:r>
+        <w:rPr>
+          <w:rFonts w:ascii="Times New Roman" w:eastAsia="Times New Roman" w:hAnsi="Times New Roman" w:cs="Times New Roman"/>
+          <w:color w:val="000000" w:themeColor="text1"/>
+          <w:sz w:val="24"/>
+          <w:szCs w:val="24"/>
+          <w:lang w:val="sv-SE"/>
+        </w:rPr>
+        <w:tab/>
+      </w:r>
+      <w:r>
+        <w:rPr>
+          <w:rFonts w:ascii="Times New Roman" w:eastAsia="Times New Roman" w:hAnsi="Times New Roman" w:cs="Times New Roman"/>
+          <w:color w:val="000000" w:themeColor="text1"/>
+          <w:sz w:val="24"/>
+          <w:szCs w:val="24"/>
+          <w:lang w:val="sv-SE"/>
+        </w:rPr>
+        <w:tab/>
+      </w:r>
+      <w:r>
+        <w:rPr>
+          <w:rFonts w:ascii="Times New Roman" w:eastAsia="Times New Roman" w:hAnsi="Times New Roman" w:cs="Times New Roman"/>
+          <w:color w:val="000000" w:themeColor="text1"/>
+          <w:sz w:val="24"/>
+          <w:szCs w:val="24"/>
+          <w:lang w:val="sv-SE"/>
+        </w:rPr>
+        <w:tab/>
+        <w:t>: 1</w:t>
+      </w:r>
+      <w:r>
+        <w:rPr>
+          <w:rFonts w:ascii="Times New Roman" w:eastAsia="Times New Roman" w:hAnsi="Times New Roman" w:cs="Times New Roman"/>
+          <w:color w:val="000000" w:themeColor="text1"/>
+          <w:sz w:val="24"/>
+          <w:szCs w:val="24"/>
+          <w:lang w:val="sv-SE"/>
+        </w:rPr>
+        <w:t>22140193</w:t>
+      </w:r>
+    </w:p>
+    <w:p>
+      <w:pPr>
+        <w:spacing w:line="360" w:lineRule="auto"/>
+        <w:jc w:val="both"/>
+        <w:rPr>
+          <w:rFonts w:ascii="Times New Roman" w:eastAsia="Times New Roman" w:hAnsi="Times New Roman" w:cs="Times New Roman"/>
+          <w:color w:val="000000" w:themeColor="text1"/>
+          <w:sz w:val="24"/>
+          <w:szCs w:val="24"/>
+          <w:lang w:val="sv-SE"/>
+        </w:rPr>
+      </w:pPr>
+      <w:r>
+        <w:rPr>
+          <w:rFonts w:ascii="Times New Roman" w:eastAsia="Times New Roman" w:hAnsi="Times New Roman" w:cs="Times New Roman"/>
+          <w:color w:val="000000" w:themeColor="text1"/>
+          <w:sz w:val="24"/>
+          <w:szCs w:val="24"/>
+          <w:lang w:val="sv-SE"/>
+        </w:rPr>
+        <w:t>Judul Tugas Akhir</w:t>
+      </w:r>
+      <w:r>
+        <w:rPr>
+          <w:rFonts w:ascii="Times New Roman" w:eastAsia="Times New Roman" w:hAnsi="Times New Roman" w:cs="Times New Roman"/>
+          <w:color w:val="000000" w:themeColor="text1"/>
+          <w:sz w:val="24"/>
+          <w:szCs w:val="24"/>
+          <w:lang w:val="sv-SE"/>
+        </w:rPr>
+        <w:tab/>
+      </w:r>
+      <w:r>
+        <w:rPr>
+          <w:rFonts w:ascii="Times New Roman" w:eastAsia="Times New Roman" w:hAnsi="Times New Roman" w:cs="Times New Roman"/>
+          <w:color w:val="000000" w:themeColor="text1"/>
+          <w:sz w:val="24"/>
+          <w:szCs w:val="24"/>
+          <w:lang w:val="sv-SE"/>
+        </w:rPr>
+        <w:tab/>
+        <w:t>:</w:t>
+      </w:r>
+      <w:r>
+        <w:rPr>
+          <w:rFonts w:ascii="Times New Roman" w:hAnsi="Times New Roman" w:cs="Times New Roman"/>
+          <w:sz w:val="24"/>
+          <w:szCs w:val="24"/>
+          <w:lang w:val="sv-SE"/>
+        </w:rPr>
+        <w:t xml:space="preserve"> </w:t>
+      </w:r>
+      <w:r>
+        <w:rPr>
+          <w:rFonts w:ascii="Times New Roman" w:hAnsi="Times New Roman" w:cs="Times New Roman"/>
+          <w:sz w:val="24"/>
+          <w:szCs w:val="24"/>
+          <w:lang w:val="sv-SE"/>
+        </w:rPr>
+        <w:t>RANCANG BANGUN SUBSISTEM OTOMATISASI</w:t>
+      </w:r>
+      <w:r>
+        <w:rPr>
+          <w:rFonts w:ascii="Times New Roman" w:hAnsi="Times New Roman" w:cs="Times New Roman"/>
+          <w:sz w:val="24"/>
+          <w:szCs w:val="24"/>
+          <w:lang w:val="sv-SE"/>
+        </w:rPr>
+        <w:t xml:space="preserve"> </w:t>
+      </w:r>
+      <w:r>
+        <w:rPr>
+          <w:rFonts w:ascii="Times New Roman" w:hAnsi="Times New Roman" w:cs="Times New Roman"/>
+          <w:sz w:val="24"/>
+          <w:szCs w:val="24"/>
+          <w:lang w:val="sv-SE"/>
+        </w:rPr>
+        <w:t xml:space="preserve">PERANGKAT IOT BERBASIS </w:t>
+      </w:r>
+      <w:r>
+        <w:rPr>
+          <w:rFonts w:ascii="Times New Roman" w:hAnsi="Times New Roman" w:cs="Times New Roman"/>
+          <w:i/>
+          <w:iCs/>
+          <w:sz w:val="24"/>
+          <w:szCs w:val="24"/>
+          <w:lang w:val="sv-SE"/>
+        </w:rPr>
+        <w:t>WEBSITE</w:t>
+      </w:r>
+      <w:r>
+        <w:rPr>
+          <w:rFonts w:ascii="Times New Roman" w:hAnsi="Times New Roman" w:cs="Times New Roman"/>
+          <w:sz w:val="24"/>
+          <w:szCs w:val="24"/>
+          <w:lang w:val="sv-SE"/>
+        </w:rPr>
+        <w:t xml:space="preserve"> </w:t>
+      </w:r>
+      <w:r>
+        <w:rPr>
+          <w:rFonts w:ascii="Times New Roman" w:hAnsi="Times New Roman" w:cs="Times New Roman"/>
+          <w:sz w:val="24"/>
+          <w:szCs w:val="24"/>
+          <w:lang w:val="sv-SE"/>
+        </w:rPr>
+        <w:t xml:space="preserve">(STUDI KASUS : </w:t>
+      </w:r>
+      <w:r>
+        <w:rPr>
+          <w:rFonts w:ascii="Times New Roman" w:hAnsi="Times New Roman" w:cs="Times New Roman"/>
+          <w:i/>
+          <w:iCs/>
+          <w:sz w:val="24"/>
+          <w:szCs w:val="24"/>
+          <w:lang w:val="sv-SE"/>
+        </w:rPr>
+        <w:t>GREENHOUSE</w:t>
+      </w:r>
+      <w:r>
+        <w:rPr>
+          <w:rFonts w:ascii="Times New Roman" w:hAnsi="Times New Roman" w:cs="Times New Roman"/>
+          <w:sz w:val="24"/>
+          <w:szCs w:val="24"/>
+          <w:lang w:val="sv-SE"/>
+        </w:rPr>
+        <w:t xml:space="preserve"> KEBUN RAYA ITERA)</w:t>
+      </w:r>
+    </w:p>
+    <w:p>
+      <w:pPr>
+        <w:spacing w:line="360" w:lineRule="auto"/>
+        <w:jc w:val="both"/>
+        <w:rPr>
+          <w:rFonts w:ascii="Times New Roman" w:eastAsia="Times New Roman" w:hAnsi="Times New Roman" w:cs="Times New Roman"/>
+          <w:color w:val="000000" w:themeColor="text1"/>
+          <w:sz w:val="24"/>
+          <w:szCs w:val="24"/>
+          <w:lang w:val="sv-SE"/>
+        </w:rPr>
+      </w:pPr>
+      <w:r>
+        <w:rPr>
+          <w:rFonts w:ascii="Times New Roman" w:eastAsia="Times New Roman" w:hAnsi="Times New Roman" w:cs="Times New Roman"/>
+          <w:color w:val="000000" w:themeColor="text1"/>
+          <w:sz w:val="24"/>
+          <w:szCs w:val="24"/>
+          <w:lang w:val="sv-SE"/>
+        </w:rPr>
+        <w:t>Menyetujui,</w:t>
+      </w:r>
+    </w:p>
+    <w:p>
+      <w:pPr>
+        <w:rPr>
+          <w:rFonts w:ascii="Times New Roman" w:eastAsia="Times New Roman" w:hAnsi="Times New Roman" w:cs="Times New Roman"/>
+          <w:color w:val="000000" w:themeColor="text1"/>
+          <w:sz w:val="24"/>
+          <w:szCs w:val="24"/>
+          <w:lang w:val="sv-SE"/>
+        </w:rPr>
+      </w:pPr>
+      <w:r>
+        <w:rPr>
+          <w:rFonts w:ascii="Times New Roman" w:eastAsia="Times New Roman" w:hAnsi="Times New Roman" w:cs="Times New Roman"/>
+          <w:color w:val="000000" w:themeColor="text1"/>
+          <w:sz w:val="24"/>
+          <w:szCs w:val="24"/>
+          <w:lang w:val="sv-SE"/>
+        </w:rPr>
+        <w:t>Dosen Wali</w:t>
+      </w:r>
+      <w:r>
+        <w:rPr>
+          <w:rFonts w:ascii="Times New Roman" w:eastAsia="Times New Roman" w:hAnsi="Times New Roman" w:cs="Times New Roman"/>
+          <w:color w:val="000000" w:themeColor="text1"/>
+          <w:sz w:val="24"/>
+          <w:szCs w:val="24"/>
+          <w:lang w:val="sv-SE"/>
+        </w:rPr>
+        <w:tab/>
+      </w:r>
+      <w:r>
+        <w:rPr>
+          <w:rFonts w:ascii="Times New Roman" w:eastAsia="Times New Roman" w:hAnsi="Times New Roman" w:cs="Times New Roman"/>
+          <w:color w:val="000000" w:themeColor="text1"/>
+          <w:sz w:val="24"/>
+          <w:szCs w:val="24"/>
+          <w:lang w:val="sv-SE"/>
+        </w:rPr>
+        <w:tab/>
+      </w:r>
+      <w:r>
+        <w:rPr>
+          <w:rFonts w:ascii="Times New Roman" w:eastAsia="Times New Roman" w:hAnsi="Times New Roman" w:cs="Times New Roman"/>
+          <w:color w:val="000000" w:themeColor="text1"/>
+          <w:sz w:val="24"/>
+          <w:szCs w:val="24"/>
+          <w:lang w:val="sv-SE"/>
+        </w:rPr>
+        <w:tab/>
+        <w:t xml:space="preserve">: </w:t>
+      </w:r>
+      <w:r>
+        <w:rPr>
+          <w:rFonts w:ascii="Times New Roman" w:eastAsia="Times New Roman" w:hAnsi="Times New Roman" w:cs="Times New Roman"/>
+          <w:color w:val="000000" w:themeColor="text1"/>
+          <w:sz w:val="24"/>
+          <w:szCs w:val="24"/>
+          <w:lang w:val="sv-SE"/>
+        </w:rPr>
+        <w:t>Eko Dwi Nugroho, S.Kom., M.Cs.</w:t>
+      </w:r>
+    </w:p>
+    <w:p>
+      <w:pPr>
+        <w:rPr>
+          <w:rFonts w:ascii="Times New Roman" w:eastAsia="Times New Roman" w:hAnsi="Times New Roman" w:cs="Times New Roman"/>
+          <w:color w:val="000000" w:themeColor="text1"/>
+          <w:sz w:val="24"/>
+          <w:szCs w:val="24"/>
+          <w:lang w:val="sv-SE"/>
+        </w:rPr>
+      </w:pPr>
+      <w:r>
+        <w:rPr>
+          <w:rFonts w:ascii="Times New Roman" w:eastAsia="Times New Roman" w:hAnsi="Times New Roman" w:cs="Times New Roman"/>
+          <w:color w:val="000000" w:themeColor="text1"/>
+          <w:sz w:val="24"/>
+          <w:szCs w:val="24"/>
+          <w:lang w:val="sv-SE"/>
+        </w:rPr>
+        <w:t>NIP</w:t>
+      </w:r>
+      <w:r>
+        <w:rPr>
+          <w:rFonts w:ascii="Times New Roman" w:eastAsia="Times New Roman" w:hAnsi="Times New Roman" w:cs="Times New Roman"/>
+          <w:color w:val="000000" w:themeColor="text1"/>
+          <w:sz w:val="24"/>
+          <w:szCs w:val="24"/>
+          <w:lang w:val="sv-SE"/>
+        </w:rPr>
+        <w:tab/>
+      </w:r>
+      <w:r>
+        <w:rPr>
+          <w:rFonts w:ascii="Times New Roman" w:eastAsia="Times New Roman" w:hAnsi="Times New Roman" w:cs="Times New Roman"/>
+          <w:color w:val="000000" w:themeColor="text1"/>
+          <w:sz w:val="24"/>
+          <w:szCs w:val="24"/>
+          <w:lang w:val="sv-SE"/>
+        </w:rPr>
+        <w:tab/>
+      </w:r>
+      <w:r>
+        <w:rPr>
+          <w:rFonts w:ascii="Times New Roman" w:eastAsia="Times New Roman" w:hAnsi="Times New Roman" w:cs="Times New Roman"/>
+          <w:color w:val="000000" w:themeColor="text1"/>
+          <w:sz w:val="24"/>
+          <w:szCs w:val="24"/>
+          <w:lang w:val="sv-SE"/>
+        </w:rPr>
+        <w:tab/>
+      </w:r>
+      <w:r>
+        <w:rPr>
+          <w:rFonts w:ascii="Times New Roman" w:eastAsia="Times New Roman" w:hAnsi="Times New Roman" w:cs="Times New Roman"/>
+          <w:color w:val="000000" w:themeColor="text1"/>
+          <w:sz w:val="24"/>
+          <w:szCs w:val="24"/>
+          <w:lang w:val="sv-SE"/>
+        </w:rPr>
+        <w:tab/>
+        <w:t xml:space="preserve">: </w:t>
+      </w:r>
+      <w:r>
+        <w:rPr>
+          <w:rFonts w:ascii="Times New Roman" w:eastAsia="Times New Roman" w:hAnsi="Times New Roman" w:cs="Times New Roman"/>
+          <w:color w:val="000000" w:themeColor="text1"/>
+          <w:sz w:val="24"/>
+          <w:szCs w:val="24"/>
+          <w:lang w:val="sv-SE"/>
+        </w:rPr>
+        <w:t>199102092024061001</w:t>
+      </w:r>
+    </w:p>
+    <w:p>
+      <w:pPr>
+        <w:rPr>
+          <w:rFonts w:ascii="Times New Roman" w:eastAsia="Times New Roman" w:hAnsi="Times New Roman" w:cs="Times New Roman"/>
+          <w:color w:val="000000" w:themeColor="text1"/>
+          <w:sz w:val="24"/>
+          <w:szCs w:val="24"/>
+          <w:lang w:val="sv-SE"/>
+        </w:rPr>
+      </w:pPr>
+    </w:p>
+    <w:p>
+      <w:pPr>
+        <w:jc w:val="both"/>
+        <w:rPr>
+          <w:rFonts w:ascii="Times New Roman" w:eastAsia="Times New Roman" w:hAnsi="Times New Roman" w:cs="Times New Roman"/>
+          <w:color w:val="000000" w:themeColor="text1"/>
+          <w:sz w:val="24"/>
+          <w:szCs w:val="24"/>
+          <w:lang w:val="sv-SE"/>
+        </w:rPr>
+      </w:pPr>
+      <w:r>
+        <w:rPr>
+          <w:rFonts w:ascii="Times New Roman" w:eastAsia="Times New Roman" w:hAnsi="Times New Roman" w:cs="Times New Roman"/>
+          <w:color w:val="000000" w:themeColor="text1"/>
+          <w:sz w:val="24"/>
+          <w:szCs w:val="24"/>
+          <w:lang w:val="sv-SE"/>
+        </w:rPr>
+        <w:t xml:space="preserve">Telah menyelesaikan sejumlah </w:t>
+      </w:r>
+      <w:r>
+        <w:rPr>
+          <w:rFonts w:ascii="Times New Roman" w:eastAsia="Times New Roman" w:hAnsi="Times New Roman" w:cs="Times New Roman"/>
+          <w:color w:val="000000" w:themeColor="text1"/>
+          <w:sz w:val="24"/>
+          <w:szCs w:val="24"/>
+          <w:lang w:val="sv-SE"/>
+        </w:rPr>
+        <w:t>140</w:t>
+      </w:r>
+      <w:r>
+        <w:rPr>
+          <w:rFonts w:ascii="Times New Roman" w:eastAsia="Times New Roman" w:hAnsi="Times New Roman" w:cs="Times New Roman"/>
+          <w:color w:val="000000" w:themeColor="text1"/>
+          <w:sz w:val="24"/>
+          <w:szCs w:val="24"/>
+          <w:lang w:val="sv-SE"/>
+        </w:rPr>
+        <w:t xml:space="preserve"> SKS  dan tidak ada mata kuliah wajib yang mengulang atau belum diselesaikan. Mahasiswa telah menyelesaikan bimbingan dengan dosen pembimbing pada tanggal </w:t>
+      </w:r>
+      <w:r>
+        <w:rPr>
+          <w:rFonts w:ascii="Times New Roman" w:eastAsia="Times New Roman" w:hAnsi="Times New Roman" w:cs="Times New Roman"/>
+          <w:color w:val="000000" w:themeColor="text1"/>
+          <w:sz w:val="24"/>
+          <w:szCs w:val="24"/>
+          <w:lang w:val="sv-SE"/>
+        </w:rPr>
+        <w:t>23 Desember 2025</w:t>
+      </w:r>
+      <w:r>
+        <w:rPr>
+          <w:rFonts w:ascii="Times New Roman" w:eastAsia="Times New Roman" w:hAnsi="Times New Roman" w:cs="Times New Roman"/>
+          <w:color w:val="000000" w:themeColor="text1"/>
+          <w:sz w:val="24"/>
+          <w:szCs w:val="24"/>
+          <w:lang w:val="sv-SE"/>
+        </w:rPr>
+        <w:t xml:space="preserve"> Mahasiswa telah disetujui untuk dilakukan sidang akhir.</w:t>
+      </w:r>
+    </w:p>
+    <w:tbl>
+      <w:tblPr>
+        <w:tblW w:w="9860" w:type="dxa"/>
+        <w:tblInd w:w="-15" w:type="dxa"/>
+        <w:tblBorders>
+          <w:top w:val="nil"/>
+          <w:left w:val="nil"/>
+          <w:bottom w:val="nil"/>
+          <w:right w:val="nil"/>
+          <w:insideH w:val="nil"/>
+          <w:insideV w:val="nil"/>
+        </w:tblBorders>
+        <w:tblLayout w:type="fixed"/>
+        <w:tblLook w:val="0400" w:firstRow="0" w:lastRow="0" w:firstColumn="0" w:lastColumn="0" w:noHBand="0" w:noVBand="1"/>
+      </w:tblPr>
+      <w:tblGrid>
+        <w:gridCol w:w="4930"/>
+        <w:gridCol w:w="4930"/>
+      </w:tblGrid>
+      <w:tr>
+        <w:tc>
+          <w:tcPr>
+            <w:tcW w:w="4930" w:type="dxa"/>
+          </w:tcPr>
+          <w:p>
+            <w:pPr>
+              <w:rPr>
+                <w:rFonts w:ascii="Times New Roman" w:eastAsia="Times New Roman" w:hAnsi="Times New Roman" w:cs="Times New Roman"/>
+                <w:color w:val="000000" w:themeColor="text1"/>
+                <w:sz w:val="24"/>
+                <w:szCs w:val="24"/>
+                <w:lang w:val="sv-SE"/>
+              </w:rPr>
+            </w:pPr>
+          </w:p>
+          <w:p>
+            <w:pPr>
+              <w:rPr>
+                <w:rFonts w:ascii="Times New Roman" w:eastAsia="Times New Roman" w:hAnsi="Times New Roman" w:cs="Times New Roman"/>
+                <w:color w:val="000000" w:themeColor="text1"/>
+                <w:sz w:val="24"/>
+                <w:szCs w:val="24"/>
+                <w:lang w:val="sv-SE"/>
+              </w:rPr>
+            </w:pPr>
+          </w:p>
+          <w:p>
+            <w:pPr>
+              <w:rPr>
+                <w:rFonts w:ascii="Times New Roman" w:eastAsia="Times New Roman" w:hAnsi="Times New Roman" w:cs="Times New Roman"/>
+                <w:color w:val="000000" w:themeColor="text1"/>
+                <w:sz w:val="24"/>
+                <w:szCs w:val="24"/>
+                <w:lang w:val="sv-SE"/>
+              </w:rPr>
+            </w:pPr>
+          </w:p>
+          <w:p>
+            <w:pPr>
+              <w:rPr>
+                <w:rFonts w:ascii="Times New Roman" w:eastAsia="Times New Roman" w:hAnsi="Times New Roman" w:cs="Times New Roman"/>
+                <w:color w:val="000000" w:themeColor="text1"/>
+                <w:sz w:val="24"/>
+                <w:szCs w:val="24"/>
+              </w:rPr>
+            </w:pPr>
+            <w:proofErr w:type="spellStart"/>
+            <w:r>
+              <w:rPr>
+                <w:rFonts w:ascii="Times New Roman" w:eastAsia="Times New Roman" w:hAnsi="Times New Roman" w:cs="Times New Roman"/>
+                <w:color w:val="000000" w:themeColor="text1"/>
+                <w:sz w:val="24"/>
+                <w:szCs w:val="24"/>
+              </w:rPr>
+              <w:t>Menyetujui</w:t>
+            </w:r>
+            <w:proofErr w:type="spellEnd"/>
+          </w:p>
+        </w:tc>
+        <w:tc>
+          <w:tcPr>
+            <w:tcW w:w="4930" w:type="dxa"/>
+          </w:tcPr>
+          <w:p>
+            <w:pPr>
+              <w:rPr>
+                <w:rFonts w:ascii="Times New Roman" w:eastAsia="Times New Roman" w:hAnsi="Times New Roman" w:cs="Times New Roman"/>
+                <w:color w:val="000000" w:themeColor="text1"/>
+                <w:sz w:val="24"/>
+                <w:szCs w:val="24"/>
+              </w:rPr>
+            </w:pPr>
+          </w:p>
+          <w:p>
+            <w:pPr>
+              <w:jc w:val="center"/>
+              <w:rPr>
+                <w:rFonts w:ascii="Times New Roman" w:eastAsia="Times New Roman" w:hAnsi="Times New Roman" w:cs="Times New Roman"/>
+                <w:color w:val="000000" w:themeColor="text1"/>
+                <w:sz w:val="24"/>
+                <w:szCs w:val="24"/>
+              </w:rPr>
+            </w:pPr>
+            <w:r>
+              <w:rPr>
+                <w:rFonts w:ascii="Times New Roman" w:eastAsia="Times New Roman" w:hAnsi="Times New Roman" w:cs="Times New Roman"/>
+                <w:color w:val="000000" w:themeColor="text1"/>
+                <w:sz w:val="24"/>
+                <w:szCs w:val="24"/>
+              </w:rPr>
+              <w:t xml:space="preserve">Lampung Selatan, </w:t>
+            </w:r>
+            <w:r>
+              <w:rPr>
+                <w:rFonts w:ascii="Times New Roman" w:eastAsia="Times New Roman" w:hAnsi="Times New Roman" w:cs="Times New Roman"/>
+                <w:color w:val="000000" w:themeColor="text1"/>
+                <w:sz w:val="24"/>
+                <w:szCs w:val="24"/>
+              </w:rPr>
+              <w:t>2</w:t>
+            </w:r>
+            <w:r>
+              <w:rPr>
+                <w:rFonts w:ascii="Times New Roman" w:eastAsia="Times New Roman" w:hAnsi="Times New Roman" w:cs="Times New Roman"/>
+                <w:color w:val="000000" w:themeColor="text1"/>
+                <w:sz w:val="24"/>
+                <w:szCs w:val="24"/>
+              </w:rPr>
+              <w:t>4</w:t>
+            </w:r>
+            <w:r>
+              <w:rPr>
+                <w:rFonts w:ascii="Times New Roman" w:eastAsia="Times New Roman" w:hAnsi="Times New Roman" w:cs="Times New Roman"/>
+                <w:color w:val="000000" w:themeColor="text1"/>
+                <w:sz w:val="24"/>
+                <w:szCs w:val="24"/>
+              </w:rPr>
+              <w:t xml:space="preserve"> </w:t>
+            </w:r>
+            <w:proofErr w:type="spellStart"/>
+            <w:r>
+              <w:rPr>
+                <w:rFonts w:ascii="Times New Roman" w:eastAsia="Times New Roman" w:hAnsi="Times New Roman" w:cs="Times New Roman"/>
+                <w:color w:val="000000" w:themeColor="text1"/>
+                <w:sz w:val="24"/>
+                <w:szCs w:val="24"/>
+              </w:rPr>
+              <w:t>Desember</w:t>
+            </w:r>
+            <w:proofErr w:type="spellEnd"/>
+            <w:r>
+              <w:rPr>
+                <w:rFonts w:ascii="Times New Roman" w:eastAsia="Times New Roman" w:hAnsi="Times New Roman" w:cs="Times New Roman"/>
+                <w:color w:val="000000" w:themeColor="text1"/>
+                <w:sz w:val="24"/>
+                <w:szCs w:val="24"/>
+              </w:rPr>
+              <w:t xml:space="preserve"> 2025</w:t>
+            </w:r>
+          </w:p>
+          <w:p>
+            <w:pPr>
+              <w:rPr>
+                <w:rFonts w:ascii="Times New Roman" w:eastAsia="Times New Roman" w:hAnsi="Times New Roman" w:cs="Times New Roman"/>
+                <w:color w:val="000000" w:themeColor="text1"/>
+                <w:sz w:val="24"/>
+                <w:szCs w:val="24"/>
+              </w:rPr>
+            </w:pPr>
+            <w:r>
+              <w:rPr>
+                <w:rFonts w:ascii="Times New Roman" w:eastAsia="Times New Roman" w:hAnsi="Times New Roman" w:cs="Times New Roman"/>
+                <w:color w:val="000000" w:themeColor="text1"/>
+                <w:sz w:val="24"/>
+                <w:szCs w:val="24"/>
+              </w:rPr>
+              <w:t xml:space="preserve">         </w:t>
+            </w:r>
+            <w:r>
+              <w:rPr>
+                <w:rFonts w:ascii="Times New Roman" w:eastAsia="Times New Roman" w:hAnsi="Times New Roman" w:cs="Times New Roman"/>
+                <w:color w:val="000000" w:themeColor="text1"/>
+                <w:sz w:val="24"/>
+                <w:szCs w:val="24"/>
+              </w:rPr>
+              <w:t xml:space="preserve">  </w:t>
+            </w:r>
+            <w:proofErr w:type="spellStart"/>
+            <w:r>
+              <w:rPr>
+                <w:rFonts w:ascii="Times New Roman" w:eastAsia="Times New Roman" w:hAnsi="Times New Roman" w:cs="Times New Roman"/>
+                <w:color w:val="000000" w:themeColor="text1"/>
+                <w:sz w:val="24"/>
+                <w:szCs w:val="24"/>
+              </w:rPr>
+              <w:t>Menyatakan</w:t>
+            </w:r>
+            <w:proofErr w:type="spellEnd"/>
+          </w:p>
+          <w:p>
+            <w:pPr>
+              <w:rPr>
+                <w:rFonts w:ascii="Times New Roman" w:eastAsia="Times New Roman" w:hAnsi="Times New Roman" w:cs="Times New Roman"/>
+                <w:color w:val="000000" w:themeColor="text1"/>
+                <w:sz w:val="24"/>
+                <w:szCs w:val="24"/>
+              </w:rPr>
+            </w:pPr>
+          </w:p>
+        </w:tc>
+      </w:tr>
+      <w:tr>
+        <w:tc>
+          <w:tcPr>
+            <w:tcW w:w="4930" w:type="dxa"/>
+          </w:tcPr>
+          <w:p>
+            <w:pPr>
+              <w:rPr>
+                <w:rFonts w:ascii="Times New Roman" w:eastAsia="Times New Roman" w:hAnsi="Times New Roman" w:cs="Times New Roman"/>
+                <w:color w:val="000000" w:themeColor="text1"/>
+                <w:sz w:val="24"/>
+                <w:szCs w:val="24"/>
+              </w:rPr>
+            </w:pPr>
+            <w:r>
+              <w:rPr>
+                <w:rFonts w:ascii="Times New Roman" w:eastAsia="Times New Roman" w:hAnsi="Times New Roman" w:cs="Times New Roman"/>
+                <w:color w:val="000000" w:themeColor="text1"/>
+                <w:sz w:val="24"/>
+                <w:szCs w:val="24"/>
+              </w:rPr>
+              <w:t>Dosen Wali</w:t>
+            </w:r>
+          </w:p>
+          <w:p>
+            <w:pPr>
+              <w:rPr>
+                <w:rFonts w:ascii="Times New Roman" w:eastAsia="Times New Roman" w:hAnsi="Times New Roman" w:cs="Times New Roman"/>
+                <w:color w:val="000000" w:themeColor="text1"/>
+                <w:sz w:val="24"/>
+                <w:szCs w:val="24"/>
+              </w:rPr>
+            </w:pPr>
+          </w:p>
+          <w:p>
+            <w:pPr>
+              <w:rPr>
+                <w:rFonts w:ascii="Times New Roman" w:eastAsia="Times New Roman" w:hAnsi="Times New Roman" w:cs="Times New Roman"/>
+                <w:color w:val="000000" w:themeColor="text1"/>
+                <w:sz w:val="24"/>
+                <w:szCs w:val="24"/>
+              </w:rPr>
+            </w:pPr>
+          </w:p>
+          <w:p>
+            <w:pPr>
+              <w:rPr>
+                <w:rFonts w:ascii="Times New Roman" w:eastAsia="Times New Roman" w:hAnsi="Times New Roman" w:cs="Times New Roman"/>
+                <w:color w:val="000000" w:themeColor="text1"/>
+                <w:sz w:val="24"/>
+                <w:szCs w:val="24"/>
+              </w:rPr>
+            </w:pPr>
+            <w:r>
+              <w:rPr>
+                <w:rFonts w:ascii="Times New Roman" w:eastAsia="Times New Roman" w:hAnsi="Times New Roman" w:cs="Times New Roman"/>
+                <w:color w:val="000000" w:themeColor="text1"/>
+                <w:sz w:val="24"/>
+                <w:szCs w:val="24"/>
+              </w:rPr>
+              <w:t xml:space="preserve">Eko Dwi Nugroho, </w:t>
+            </w:r>
+            <w:proofErr w:type="spellStart"/>
+            <w:r>
+              <w:rPr>
+                <w:rFonts w:ascii="Times New Roman" w:eastAsia="Times New Roman" w:hAnsi="Times New Roman" w:cs="Times New Roman"/>
+                <w:color w:val="000000" w:themeColor="text1"/>
+                <w:sz w:val="24"/>
+                <w:szCs w:val="24"/>
+              </w:rPr>
+              <w:t>S.Kom</w:t>
+            </w:r>
+            <w:proofErr w:type="spellEnd"/>
+            <w:r>
+              <w:rPr>
+                <w:rFonts w:ascii="Times New Roman" w:eastAsia="Times New Roman" w:hAnsi="Times New Roman" w:cs="Times New Roman"/>
+                <w:color w:val="000000" w:themeColor="text1"/>
+                <w:sz w:val="24"/>
+                <w:szCs w:val="24"/>
+              </w:rPr>
+              <w:t>., M.Cs.</w:t>
+            </w:r>
+            <w:r>
+              <w:rPr>
+                <w:rFonts w:ascii="Times New Roman" w:eastAsia="Times New Roman" w:hAnsi="Times New Roman" w:cs="Times New Roman"/>
+                <w:color w:val="000000" w:themeColor="text1"/>
+                <w:sz w:val="24"/>
+                <w:szCs w:val="24"/>
+              </w:rPr>
+              <w:br/>
+              <w:t>NIP.</w:t>
+            </w:r>
+            <w:r>
+              <w:t xml:space="preserve"> </w:t>
+            </w:r>
+            <w:r>
+              <w:rPr>
+                <w:rFonts w:ascii="Times New Roman" w:eastAsia="Times New Roman" w:hAnsi="Times New Roman" w:cs="Times New Roman"/>
+                <w:color w:val="000000" w:themeColor="text1"/>
+                <w:sz w:val="24"/>
+                <w:szCs w:val="24"/>
+              </w:rPr>
+              <w:t>199102092024061001</w:t>
+            </w:r>
+          </w:p>
+          <w:p>
+            <w:pPr>
+              <w:rPr>
+                <w:rFonts w:ascii="Times New Roman" w:eastAsia="Times New Roman" w:hAnsi="Times New Roman" w:cs="Times New Roman"/>
+                <w:color w:val="000000" w:themeColor="text1"/>
+                <w:sz w:val="24"/>
+                <w:szCs w:val="24"/>
+              </w:rPr>
+            </w:pPr>
+          </w:p>
+        </w:tc>
+        <w:tc>
+          <w:tcPr>
+            <w:tcW w:w="4930" w:type="dxa"/>
+          </w:tcPr>
+          <w:p>
+            <w:pPr>
+              <w:jc w:val="center"/>
+              <w:rPr>
+                <w:rFonts w:ascii="Times New Roman" w:eastAsia="Times New Roman" w:hAnsi="Times New Roman" w:cs="Times New Roman"/>
+                <w:color w:val="000000" w:themeColor="text1"/>
+                <w:sz w:val="24"/>
+                <w:szCs w:val="24"/>
+              </w:rPr>
+            </w:pPr>
+          </w:p>
+          <w:p>
+            <w:pPr>
+              <w:rPr>
+                <w:rFonts w:ascii="Times New Roman" w:eastAsia="Times New Roman" w:hAnsi="Times New Roman" w:cs="Times New Roman"/>
+                <w:color w:val="000000" w:themeColor="text1"/>
+                <w:sz w:val="24"/>
+                <w:szCs w:val="24"/>
+              </w:rPr>
+            </w:pPr>
+          </w:p>
+          <w:p>
+            <w:pPr>
+              <w:rPr>
+                <w:rFonts w:ascii="Times New Roman" w:eastAsia="Times New Roman" w:hAnsi="Times New Roman" w:cs="Times New Roman"/>
+                <w:color w:val="000000" w:themeColor="text1"/>
+                <w:sz w:val="24"/>
+                <w:szCs w:val="24"/>
+              </w:rPr>
+            </w:pPr>
+          </w:p>
+          <w:p>
+            <w:pPr>
+              <w:rPr>
+                <w:rFonts w:ascii="Times New Roman" w:eastAsia="Times New Roman" w:hAnsi="Times New Roman" w:cs="Times New Roman"/>
+                <w:color w:val="000000" w:themeColor="text1"/>
+                <w:sz w:val="24"/>
+                <w:szCs w:val="24"/>
+              </w:rPr>
+            </w:pPr>
+            <w:r>
+              <w:rPr>
+                <w:rFonts w:ascii="Times New Roman" w:eastAsia="Times New Roman" w:hAnsi="Times New Roman" w:cs="Times New Roman"/>
+                <w:color w:val="000000" w:themeColor="text1"/>
+                <w:sz w:val="24"/>
+                <w:szCs w:val="24"/>
+              </w:rPr>
+              <w:t xml:space="preserve">         </w:t>
+            </w:r>
+            <w:r>
+              <w:rPr>
+                <w:rFonts w:ascii="Times New Roman" w:eastAsia="Times New Roman" w:hAnsi="Times New Roman" w:cs="Times New Roman"/>
+                <w:color w:val="000000" w:themeColor="text1"/>
+                <w:sz w:val="24"/>
+                <w:szCs w:val="24"/>
+              </w:rPr>
+              <w:t xml:space="preserve"> Muhammad Yusuf</w:t>
+            </w:r>
+            <w:r>
+              <w:rPr>
+                <w:rFonts w:ascii="Times New Roman" w:eastAsia="Times New Roman" w:hAnsi="Times New Roman" w:cs="Times New Roman"/>
+                <w:color w:val="000000" w:themeColor="text1"/>
+                <w:sz w:val="24"/>
+                <w:szCs w:val="24"/>
+              </w:rPr>
+              <w:br/>
+              <w:t xml:space="preserve">         </w:t>
+            </w:r>
+            <w:r>
+              <w:rPr>
+                <w:rFonts w:ascii="Times New Roman" w:eastAsia="Times New Roman" w:hAnsi="Times New Roman" w:cs="Times New Roman"/>
+                <w:color w:val="000000" w:themeColor="text1"/>
+                <w:sz w:val="24"/>
+                <w:szCs w:val="24"/>
+              </w:rPr>
+              <w:t xml:space="preserve"> 122140193</w:t>
+            </w:r>
           </w:p>
         </w:tc>
       </w:tr>
@@ -6402,7 +7489,7 @@
             </wp:anchor>
           </w:drawing>
         </mc:Choice>
-        <mc:Fallback xmlns:sl="http://schemas.openxmlformats.org/schemaLibrary/2006/main" xmlns:a="http://schemas.openxmlformats.org/drawingml/2006/main" xmlns:pic="http://schemas.openxmlformats.org/drawingml/2006/picture" xmlns:c="http://schemas.openxmlformats.org/drawingml/2006/chart" xmlns:lc="http://schemas.openxmlformats.org/drawingml/2006/lockedCanvas" xmlns:dgm="http://schemas.openxmlformats.org/drawingml/2006/diagram" xmlns="http://schemas.microsoft.com/office/tasks/2019/documenttasks" xmlns:cr="http://schemas.microsoft.com/office/comments/2020/reactions">
+        <mc:Fallback xmlns:cr="http://schemas.microsoft.com/office/comments/2020/reactions" xmlns="http://schemas.microsoft.com/office/tasks/2019/documenttasks" xmlns:dgm="http://schemas.openxmlformats.org/drawingml/2006/diagram" xmlns:lc="http://schemas.openxmlformats.org/drawingml/2006/lockedCanvas" xmlns:c="http://schemas.openxmlformats.org/drawingml/2006/chart" xmlns:pic="http://schemas.openxmlformats.org/drawingml/2006/picture" xmlns:a="http://schemas.openxmlformats.org/drawingml/2006/main" xmlns:sl="http://schemas.openxmlformats.org/schemaLibrary/2006/main">
           <w:drawing>
             <wp:anchor allowOverlap="1" behindDoc="0" distB="0" distT="0" distL="114300" distR="114300" hidden="0" layoutInCell="1" locked="0" relativeHeight="0" simplePos="0">
               <wp:simplePos x="0" y="0"/>
@@ -6784,7 +7871,7 @@
             </wp:anchor>
           </w:drawing>
         </mc:Choice>
-        <mc:Fallback xmlns:sl="http://schemas.openxmlformats.org/schemaLibrary/2006/main" xmlns:a="http://schemas.openxmlformats.org/drawingml/2006/main" xmlns:pic="http://schemas.openxmlformats.org/drawingml/2006/picture" xmlns:c="http://schemas.openxmlformats.org/drawingml/2006/chart" xmlns:lc="http://schemas.openxmlformats.org/drawingml/2006/lockedCanvas" xmlns:dgm="http://schemas.openxmlformats.org/drawingml/2006/diagram" xmlns="http://schemas.microsoft.com/office/tasks/2019/documenttasks" xmlns:cr="http://schemas.microsoft.com/office/comments/2020/reactions">
+        <mc:Fallback xmlns:cr="http://schemas.microsoft.com/office/comments/2020/reactions" xmlns="http://schemas.microsoft.com/office/tasks/2019/documenttasks" xmlns:dgm="http://schemas.openxmlformats.org/drawingml/2006/diagram" xmlns:lc="http://schemas.openxmlformats.org/drawingml/2006/lockedCanvas" xmlns:c="http://schemas.openxmlformats.org/drawingml/2006/chart" xmlns:pic="http://schemas.openxmlformats.org/drawingml/2006/picture" xmlns:a="http://schemas.openxmlformats.org/drawingml/2006/main" xmlns:sl="http://schemas.openxmlformats.org/schemaLibrary/2006/main">
           <w:drawing>
             <wp:anchor allowOverlap="1" behindDoc="0" distB="0" distT="0" distL="114300" distR="114300" hidden="0" layoutInCell="1" locked="0" relativeHeight="0" simplePos="0">
               <wp:simplePos x="0" y="0"/>
@@ -9340,7 +10427,7 @@
   <w:style w:type="paragraph" w:default="1" w:styleId="Normal">
     <w:name w:val="Normal"/>
     <w:qFormat/>
-    <w:rsid w:val="00DF160B"/>
+    <w:rsid w:val="008C6D63"/>
   </w:style>
   <w:style w:type="paragraph" w:styleId="Heading1">
     <w:name w:val="heading 1"/>
@@ -10984,28 +12071,28 @@
 </file>
 
 <file path=customXml/item1.xml><?xml version="1.0" encoding="utf-8"?>
+<b:Sources xmlns:b="http://schemas.openxmlformats.org/officeDocument/2006/bibliography" xmlns="http://schemas.openxmlformats.org/officeDocument/2006/bibliography" SelectedStyle="\IEEE2006OfficeOnline.xsl" StyleName="IEEE" Version="2006"/>
+</file>
+
+<file path=customXml/item2.xml><?xml version="1.0" encoding="utf-8"?>
 <go:gDocsCustomXmlDataStorage xmlns:go="http://customooxmlschemas.google.com/" xmlns:r="http://schemas.openxmlformats.org/officeDocument/2006/relationships" uri="GoogleDocsCustomDataVersion2">
   <go:docsCustomData xmlns:go="http://customooxmlschemas.google.com/" roundtripDataSignature="AMtx7mggRa+pf5KILGOXLWEWf2eEhluJzA==">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</go:docsCustomData>
 </go:gDocsCustomXmlDataStorage>
 </file>
 
-<file path=customXml/item2.xml><?xml version="1.0" encoding="utf-8"?>
-<b:Sources xmlns:b="http://schemas.openxmlformats.org/officeDocument/2006/bibliography" xmlns="http://schemas.openxmlformats.org/officeDocument/2006/bibliography" SelectedStyle="\IEEE2006OfficeOnline.xsl" StyleName="IEEE" Version="2006"/>
+<file path=customXml/itemProps1.xml><?xml version="1.0" encoding="utf-8"?>
+<ds:datastoreItem xmlns:ds="http://schemas.openxmlformats.org/officeDocument/2006/customXml" ds:itemID="{E7B8CB2A-872F-4B5C-A6EF-5A6401464252}">
+  <ds:schemaRefs>
+    <ds:schemaRef ds:uri="http://schemas.openxmlformats.org/officeDocument/2006/bibliography"/>
+  </ds:schemaRefs>
+</ds:datastoreItem>
 </file>
 
-<file path=customXml/itemProps1.xml><?xml version="1.0" encoding="utf-8"?>
+<file path=customXml/itemProps2.xml><?xml version="1.0" encoding="utf-8"?>
 <ds:datastoreItem xmlns:ds="http://schemas.openxmlformats.org/officeDocument/2006/customXml" ds:itemID="{11111111-1234-1234-1234-123412341234}">
   <ds:schemaRefs>
     <ds:schemaRef ds:uri="http://customooxmlschemas.google.com/"/>
     <ds:schemaRef ds:uri="http://schemas.openxmlformats.org/officeDocument/2006/relationships"/>
   </ds:schemaRefs>
 </ds:datastoreItem>
-</file>
-
-<file path=customXml/itemProps2.xml><?xml version="1.0" encoding="utf-8"?>
-<ds:datastoreItem xmlns:ds="http://schemas.openxmlformats.org/officeDocument/2006/customXml" ds:itemID="{E7B8CB2A-872F-4B5C-A6EF-5A6401464252}">
-  <ds:schemaRefs>
-    <ds:schemaRef ds:uri="http://schemas.openxmlformats.org/officeDocument/2006/bibliography"/>
-  </ds:schemaRefs>
-</ds:datastoreItem>
 </file>